--- a/Skills/Skills.docx
+++ b/Skills/Skills.docx
@@ -6,9 +6,9 @@
       <w:pPr>
         <w:pStyle w:val="Heading1"/>
       </w:pPr>
-      <w:bookmarkStart w:id="20" w:name="X5f730af9557d142f70ef6f7839fd7d337fa8a79"/>
-      <w:r>
-        <w:t xml:space="preserve">Skills propuestas — Proyecto</w:t>
+      <w:bookmarkStart w:id="20" w:name="skills-proyecto-dashboard-forecast"/>
+      <w:r>
+        <w:t xml:space="preserve">Skills — Proyecto</w:t>
       </w:r>
       <w:r>
         <w:t xml:space="preserve"> </w:t>
@@ -29,26 +29,18 @@
         <w:pStyle w:val="FirstParagraph"/>
       </w:pPr>
       <w:r>
-        <w:t xml:space="preserve">Ideas de habilidades (skills) para automatizar el trabajo, separadas en dos segmentos.</w:t>
+        <w:t xml:space="preserve">Habilidades para automatizar el trabajo, en dos segmentos.</w:t>
       </w:r>
     </w:p>
     <w:p>
       <w:pPr>
         <w:pStyle w:val="Heading2"/>
       </w:pPr>
-      <w:bookmarkStart w:id="21" w:name="X7efa69b39ab177915ac1d7eb783c44ee19dd3d4"/>
-      <w:r>
-        <w:t xml:space="preserve">A) Skills operativas (pedidos de Erik / negocio)</w:t>
+      <w:bookmarkStart w:id="21" w:name="a-skills-operativas-negocio"/>
+      <w:r>
+        <w:t xml:space="preserve">A) Skills operativas (negocio)</w:t>
       </w:r>
       <w:bookmarkEnd w:id="21"/>
-    </w:p>
-    <w:p>
-      <w:pPr>
-        <w:pStyle w:val="FirstParagraph"/>
-      </w:pPr>
-      <w:r>
-        <w:t xml:space="preserve">Automatizan tareas del día a día de compras/comercial.</w:t>
-      </w:r>
     </w:p>
     <w:p>
       <w:pPr>
@@ -68,19 +60,7 @@
         <w:t xml:space="preserve"> </w:t>
       </w:r>
       <w:r>
-        <w:t xml:space="preserve">— Lee el Forecast y Costos actualizados, regenera el dashboard y lo sube a GitHub Pages (lo que hace</w:t>
-      </w:r>
-      <w:r>
-        <w:t xml:space="preserve"> </w:t>
-      </w:r>
-      <w:r>
-        <w:rPr>
-          <w:rStyle w:val="VerbatimChar"/>
-        </w:rPr>
-        <w:t xml:space="preserve">Subir_a_GitHub.bat</w:t>
-      </w:r>
-      <w:r>
-        <w:t xml:space="preserve">).</w:t>
+        <w:t xml:space="preserve">— Lee Forecast y Costos, regenera el dashboard y lo sube a GitHub Pages (lo que hace Subir_a_GitHub.bat).</w:t>
       </w:r>
     </w:p>
     <w:p>
@@ -101,7 +81,7 @@
         <w:t xml:space="preserve"> </w:t>
       </w:r>
       <w:r>
-        <w:t xml:space="preserve">— Dado un factor (× stock ideal) y filtros (UN/GA/Categoría), arma el Excel de liquidación con formato para clientes (Dto máximo/liq, PV mínimo, contribución 5-30 %).</w:t>
+        <w:t xml:space="preserve">— Dado un factor (× stock ideal) y filtros, arma el Excel de liquidación con formato Contabilidad para clientes (Dto máx/liq, PV mín, Precio ponderado, Costo/Ponderado total, contribución 5–30%).</w:t>
       </w:r>
     </w:p>
     <w:p>
@@ -116,13 +96,13 @@
         <w:rPr>
           <w:b/>
         </w:rPr>
-        <w:t xml:space="preserve">Resumen de pedidos IMPO del mes</w:t>
+        <w:t xml:space="preserve">Exportar Proyección VP</w:t>
       </w:r>
       <w:r>
         <w:t xml:space="preserve"> </w:t>
       </w:r>
       <w:r>
-        <w:t xml:space="preserve">— Lista los pedidos de importación de un mes (estado, ETA, disponible, cantidad, USD) por GA, listo para enviar al equipo.</w:t>
+        <w:t xml:space="preserve">— Excel de la proyección (VA c/stk, V.P., CMV, CMV/Vta, Venta $-USD, CMV/TVP) por GA/categoría/código, con TC editable, en formato Contabilidad.</w:t>
       </w:r>
     </w:p>
     <w:p>
@@ -137,13 +117,28 @@
         <w:rPr>
           <w:b/>
         </w:rPr>
-        <w:t xml:space="preserve">Alerta de quiebre / sobrestock</w:t>
+        <w:t xml:space="preserve">Histórico de precisión</w:t>
       </w:r>
       <w:r>
         <w:t xml:space="preserve"> </w:t>
       </w:r>
       <w:r>
-        <w:t xml:space="preserve">— Detecta códigos con cobertura por debajo del mínimo (rojo) o candidatos a liquidar, y arma un aviso.</w:t>
+        <w:t xml:space="preserve">— Compara la VP proyectada de cada mes vs la venta real y calcula la precisión del forecast (usa el cache de los</w:t>
+      </w:r>
+      <w:r>
+        <w:t xml:space="preserve"> </w:t>
+      </w:r>
+      <w:r>
+        <w:t xml:space="preserve">“</w:t>
+      </w:r>
+      <w:r>
+        <w:t xml:space="preserve">Forecast MM-AA</w:t>
+      </w:r>
+      <w:r>
+        <w:t xml:space="preserve">”</w:t>
+      </w:r>
+      <w:r>
+        <w:t xml:space="preserve">).</w:t>
       </w:r>
     </w:p>
     <w:p>
@@ -158,32 +153,45 @@
         <w:rPr>
           <w:b/>
         </w:rPr>
-        <w:t xml:space="preserve">Proyección de venta para comercial</w:t>
+        <w:t xml:space="preserve">Resumen de pedidos IMPO del mes</w:t>
       </w:r>
       <w:r>
         <w:t xml:space="preserve"> </w:t>
       </w:r>
       <w:r>
-        <w:t xml:space="preserve">— Exporta la Proyección VP (unidades y USD por mes) por GA o por código, con TC editable.</w:t>
+        <w:t xml:space="preserve">— Lista los pedidos de importación de un mes por GA (estado, ETA, disponible, cantidad, USD), listo para enviar al equipo.</w:t>
+      </w:r>
+    </w:p>
+    <w:p>
+      <w:pPr>
+        <w:numPr>
+          <w:ilvl w:val="0"/>
+          <w:numId w:val="1001"/>
+        </w:numPr>
+        <w:pStyle w:val="Compact"/>
+      </w:pPr>
+      <w:r>
+        <w:rPr>
+          <w:b/>
+        </w:rPr>
+        <w:t xml:space="preserve">Alerta de quiebre / sobrestock</w:t>
+      </w:r>
+      <w:r>
+        <w:t xml:space="preserve"> </w:t>
+      </w:r>
+      <w:r>
+        <w:t xml:space="preserve">— Detecta códigos bajo el mínimo de cobertura (rojo) o candidatos a liquidar y arma un aviso.</w:t>
       </w:r>
     </w:p>
     <w:p>
       <w:pPr>
         <w:pStyle w:val="Heading2"/>
       </w:pPr>
-      <w:bookmarkStart w:id="22" w:name="X242b95e7d01e6bf76e9a896b0632724a14a6e6c"/>
-      <w:r>
-        <w:t xml:space="preserve">B) Skills técnicas (programación / lo que resuelvo yo)</w:t>
+      <w:bookmarkStart w:id="22" w:name="b-skills-técnicas-programación"/>
+      <w:r>
+        <w:t xml:space="preserve">B) Skills técnicas (programación)</w:t>
       </w:r>
       <w:bookmarkEnd w:id="22"/>
-    </w:p>
-    <w:p>
-      <w:pPr>
-        <w:pStyle w:val="FirstParagraph"/>
-      </w:pPr>
-      <w:r>
-        <w:t xml:space="preserve">Componentes reutilizables de código.</w:t>
-      </w:r>
     </w:p>
     <w:p>
       <w:pPr>
@@ -203,22 +211,7 @@
         <w:t xml:space="preserve"> </w:t>
       </w:r>
       <w:r>
-        <w:t xml:space="preserve">— Lee la hoja</w:t>
-      </w:r>
-      <w:r>
-        <w:t xml:space="preserve"> </w:t>
-      </w:r>
-      <w:r>
-        <w:rPr>
-          <w:i/>
-        </w:rPr>
-        <w:t xml:space="preserve">Forecast</w:t>
-      </w:r>
-      <w:r>
-        <w:t xml:space="preserve"> </w:t>
-      </w:r>
-      <w:r>
-        <w:t xml:space="preserve">(bloques stride 14, IMPO por GA, estacionalidad, tendencia) y devuelve datos estructurados.</w:t>
+        <w:t xml:space="preserve">— Lee la hoja Forecast (bloques stride 14, VP=CJ+1, IMPO por GA, estacionalidad, tendencia, precio ponderado AS, venta real AB–AM) y devuelve datos estructurados, sin pre-redondear.</w:t>
       </w:r>
     </w:p>
     <w:p>
@@ -239,19 +232,7 @@
         <w:t xml:space="preserve"> </w:t>
       </w:r>
       <w:r>
-        <w:t xml:space="preserve">— Extrae Costo/Lista/CMM/Moneda por código de la hoja</w:t>
-      </w:r>
-      <w:r>
-        <w:t xml:space="preserve"> </w:t>
-      </w:r>
-      <w:r>
-        <w:rPr>
-          <w:i/>
-        </w:rPr>
-        <w:t xml:space="preserve">General</w:t>
-      </w:r>
-      <w:r>
-        <w:t xml:space="preserve">.</w:t>
+        <w:t xml:space="preserve">— Extrae Costo/Lista/CMM/Moneda por código de la hoja General.</w:t>
       </w:r>
     </w:p>
     <w:p>
@@ -266,13 +247,31 @@
         <w:rPr>
           <w:b/>
         </w:rPr>
-        <w:t xml:space="preserve">Generador de dashboard HTML</w:t>
+        <w:t xml:space="preserve">Cache de histórico</w:t>
       </w:r>
       <w:r>
         <w:t xml:space="preserve"> </w:t>
       </w:r>
       <w:r>
-        <w:t xml:space="preserve">— Inyecta los datos en la plantilla y produce el HTML autocontenido.</w:t>
+        <w:t xml:space="preserve">— Lee cada</w:t>
+      </w:r>
+      <w:r>
+        <w:t xml:space="preserve"> </w:t>
+      </w:r>
+      <w:r>
+        <w:t xml:space="preserve">“</w:t>
+      </w:r>
+      <w:r>
+        <w:t xml:space="preserve">Forecast MM-AA</w:t>
+      </w:r>
+      <w:r>
+        <w:t xml:space="preserve">”</w:t>
+      </w:r>
+      <w:r>
+        <w:t xml:space="preserve"> </w:t>
+      </w:r>
+      <w:r>
+        <w:t xml:space="preserve">una sola vez, extrae la VP del mes (CJ+1) y la guarda en historico_vp.json; en corridas siguientes no reabre los pesados.</w:t>
       </w:r>
     </w:p>
     <w:p>
@@ -287,28 +286,13 @@
         <w:rPr>
           <w:b/>
         </w:rPr>
-        <w:t xml:space="preserve">Generador de Excel con formato desde plantilla</w:t>
+        <w:t xml:space="preserve">Generador de dashboard HTML</w:t>
       </w:r>
       <w:r>
         <w:t xml:space="preserve"> </w:t>
       </w:r>
       <w:r>
-        <w:t xml:space="preserve">— Usa un</w:t>
-      </w:r>
-      <w:r>
-        <w:t xml:space="preserve"> </w:t>
-      </w:r>
-      <w:r>
-        <w:rPr>
-          <w:rStyle w:val="VerbatimChar"/>
-        </w:rPr>
-        <w:t xml:space="preserve">.xlsm</w:t>
-      </w:r>
-      <w:r>
-        <w:t xml:space="preserve"> </w:t>
-      </w:r>
-      <w:r>
-        <w:t xml:space="preserve">base como molde (openpyxl), preserva colores/formatos/anchos y llena filas (liquidación).</w:t>
+        <w:t xml:space="preserve">— Inyecta los datos en la plantilla y produce el HTML autocontenido (4 pestañas).</w:t>
       </w:r>
     </w:p>
     <w:p>
@@ -323,13 +307,13 @@
         <w:rPr>
           <w:b/>
         </w:rPr>
-        <w:t xml:space="preserve">Publicador a GitHub Pages</w:t>
+        <w:t xml:space="preserve">Generador de Excel con formato</w:t>
       </w:r>
       <w:r>
         <w:t xml:space="preserve"> </w:t>
       </w:r>
       <w:r>
-        <w:t xml:space="preserve">— Regenera y hace commit/push automático.</w:t>
+        <w:t xml:space="preserve">— Exporta liquidación y proyección con formato Contabilidad USD/$, colores y medidas de marca (openpyxl / xlsx-js-style).</w:t>
       </w:r>
     </w:p>
     <w:p>
@@ -344,13 +328,34 @@
         <w:rPr>
           <w:b/>
         </w:rPr>
+        <w:t xml:space="preserve">Publicador a GitHub Pages</w:t>
+      </w:r>
+      <w:r>
+        <w:t xml:space="preserve"> </w:t>
+      </w:r>
+      <w:r>
+        <w:t xml:space="preserve">— Regenera y hace commit/push automático (detecta Python, primera vez arma el repo).</w:t>
+      </w:r>
+    </w:p>
+    <w:p>
+      <w:pPr>
+        <w:numPr>
+          <w:ilvl w:val="0"/>
+          <w:numId w:val="1002"/>
+        </w:numPr>
+        <w:pStyle w:val="Compact"/>
+      </w:pPr>
+      <w:r>
+        <w:rPr>
+          <w:b/>
+        </w:rPr>
         <w:t xml:space="preserve">Motor de cálculo de liquidación</w:t>
       </w:r>
       <w:r>
         <w:t xml:space="preserve"> </w:t>
       </w:r>
       <w:r>
-        <w:t xml:space="preserve">— Contribución marginal por descuento, Dto máximo por umbral configurable, PV mínimo.</w:t>
+        <w:t xml:space="preserve">— Exceso por método B (Stock − suma de VP del horizonte), contribución marginal por descuento, Dto máximo por umbral, PV mínimo.</w:t>
       </w:r>
     </w:p>
     <w:sectPr/>
@@ -486,13 +491,12 @@
       </w:pPr>
     </w:lvl>
   </w:abstractNum>
-  <w:abstractNum w:abstractNumId="99411">
+  <w:abstractNum w:abstractNumId="991">
     <w:nsid w:val="ea454b4c"/>
     <w:multiLevelType w:val="multilevel"/>
     <w:lvl w:ilvl="0">
-      <w:start w:val="1"/>
-      <w:numFmt w:val="decimal"/>
-      <w:lvlText w:val="%1."/>
+      <w:numFmt w:val="bullet"/>
+      <w:lvlText w:val="•"/>
       <w:lvlJc w:val="left"/>
       <w:pPr>
         <w:tabs>
@@ -502,9 +506,8 @@
       </w:pPr>
     </w:lvl>
     <w:lvl w:ilvl="1">
-      <w:start w:val="1"/>
-      <w:numFmt w:val="decimal"/>
-      <w:lvlText w:val="%2."/>
+      <w:numFmt w:val="bullet"/>
+      <w:lvlText w:val="–"/>
       <w:lvlJc w:val="left"/>
       <w:pPr>
         <w:tabs>
@@ -514,9 +517,8 @@
       </w:pPr>
     </w:lvl>
     <w:lvl w:ilvl="2">
-      <w:start w:val="1"/>
-      <w:numFmt w:val="decimal"/>
-      <w:lvlText w:val="%3."/>
+      <w:numFmt w:val="bullet"/>
+      <w:lvlText w:val="•"/>
       <w:lvlJc w:val="left"/>
       <w:pPr>
         <w:tabs>
@@ -526,9 +528,8 @@
       </w:pPr>
     </w:lvl>
     <w:lvl w:ilvl="3">
-      <w:start w:val="1"/>
-      <w:numFmt w:val="decimal"/>
-      <w:lvlText w:val="%4."/>
+      <w:numFmt w:val="bullet"/>
+      <w:lvlText w:val="–"/>
       <w:lvlJc w:val="left"/>
       <w:pPr>
         <w:tabs>
@@ -538,9 +539,8 @@
       </w:pPr>
     </w:lvl>
     <w:lvl w:ilvl="4">
-      <w:start w:val="1"/>
-      <w:numFmt w:val="decimal"/>
-      <w:lvlText w:val="%5."/>
+      <w:numFmt w:val="bullet"/>
+      <w:lvlText w:val="•"/>
       <w:lvlJc w:val="left"/>
       <w:pPr>
         <w:tabs>
@@ -550,9 +550,8 @@
       </w:pPr>
     </w:lvl>
     <w:lvl w:ilvl="5">
-      <w:start w:val="1"/>
-      <w:numFmt w:val="decimal"/>
-      <w:lvlText w:val="%6."/>
+      <w:numFmt w:val="bullet"/>
+      <w:lvlText w:val="–"/>
       <w:lvlJc w:val="left"/>
       <w:pPr>
         <w:tabs>
@@ -562,9 +561,8 @@
       </w:pPr>
     </w:lvl>
     <w:lvl w:ilvl="6">
-      <w:start w:val="1"/>
-      <w:numFmt w:val="decimal"/>
-      <w:lvlText w:val="%7."/>
+      <w:numFmt w:val="bullet"/>
+      <w:lvlText w:val="•"/>
       <w:lvlJc w:val="left"/>
       <w:pPr>
         <w:tabs>
@@ -574,9 +572,8 @@
       </w:pPr>
     </w:lvl>
     <w:lvl w:ilvl="7">
-      <w:start w:val="1"/>
-      <w:numFmt w:val="decimal"/>
-      <w:lvlText w:val="%8."/>
+      <w:numFmt w:val="bullet"/>
+      <w:lvlText w:val="–"/>
       <w:lvlJc w:val="left"/>
       <w:pPr>
         <w:tabs>
@@ -586,9 +583,8 @@
       </w:pPr>
     </w:lvl>
     <w:lvl w:ilvl="8">
-      <w:start w:val="1"/>
-      <w:numFmt w:val="decimal"/>
-      <w:lvlText w:val="%9."/>
+      <w:numFmt w:val="bullet"/>
+      <w:lvlText w:val="•"/>
       <w:lvlJc w:val="left"/>
       <w:pPr>
         <w:tabs>
@@ -602,64 +598,10 @@
     <w:abstractNumId w:val="990"/>
   </w:num>
   <w:num w:numId="1001">
-    <w:abstractNumId w:val="99411"/>
-    <w:lvlOverride w:ilvl="0">
-      <w:startOverride w:val="1"/>
-    </w:lvlOverride>
-    <w:lvlOverride w:ilvl="1">
-      <w:startOverride w:val="1"/>
-    </w:lvlOverride>
-    <w:lvlOverride w:ilvl="2">
-      <w:startOverride w:val="1"/>
-    </w:lvlOverride>
-    <w:lvlOverride w:ilvl="3">
-      <w:startOverride w:val="1"/>
-    </w:lvlOverride>
-    <w:lvlOverride w:ilvl="4">
-      <w:startOverride w:val="1"/>
-    </w:lvlOverride>
-    <w:lvlOverride w:ilvl="5">
-      <w:startOverride w:val="1"/>
-    </w:lvlOverride>
-    <w:lvlOverride w:ilvl="6">
-      <w:startOverride w:val="1"/>
-    </w:lvlOverride>
-    <w:lvlOverride w:ilvl="7">
-      <w:startOverride w:val="1"/>
-    </w:lvlOverride>
-    <w:lvlOverride w:ilvl="8">
-      <w:startOverride w:val="1"/>
-    </w:lvlOverride>
+    <w:abstractNumId w:val="991"/>
   </w:num>
   <w:num w:numId="1002">
-    <w:abstractNumId w:val="99411"/>
-    <w:lvlOverride w:ilvl="0">
-      <w:startOverride w:val="1"/>
-    </w:lvlOverride>
-    <w:lvlOverride w:ilvl="1">
-      <w:startOverride w:val="1"/>
-    </w:lvlOverride>
-    <w:lvlOverride w:ilvl="2">
-      <w:startOverride w:val="1"/>
-    </w:lvlOverride>
-    <w:lvlOverride w:ilvl="3">
-      <w:startOverride w:val="1"/>
-    </w:lvlOverride>
-    <w:lvlOverride w:ilvl="4">
-      <w:startOverride w:val="1"/>
-    </w:lvlOverride>
-    <w:lvlOverride w:ilvl="5">
-      <w:startOverride w:val="1"/>
-    </w:lvlOverride>
-    <w:lvlOverride w:ilvl="6">
-      <w:startOverride w:val="1"/>
-    </w:lvlOverride>
-    <w:lvlOverride w:ilvl="7">
-      <w:startOverride w:val="1"/>
-    </w:lvlOverride>
-    <w:lvlOverride w:ilvl="8">
-      <w:startOverride w:val="1"/>
-    </w:lvlOverride>
+    <w:abstractNumId w:val="991"/>
   </w:num>
 </w:numbering>
 </file>

--- a/Skills/Skills.docx
+++ b/Skills/Skills.docx
@@ -6,21 +6,9 @@
       <w:pPr>
         <w:pStyle w:val="Heading1"/>
       </w:pPr>
-      <w:bookmarkStart w:id="20" w:name="skills-proyecto-dashboard-forecast"/>
-      <w:r>
-        <w:t xml:space="preserve">Skills — Proyecto</w:t>
-      </w:r>
-      <w:r>
-        <w:t xml:space="preserve"> </w:t>
-      </w:r>
-      <w:r>
-        <w:t xml:space="preserve">“</w:t>
-      </w:r>
-      <w:r>
-        <w:t xml:space="preserve">Dashboard Forecast</w:t>
-      </w:r>
-      <w:r>
-        <w:t xml:space="preserve">”</w:t>
+      <w:bookmarkStart w:id="20" w:name="X49a1c5ee26066ac70f5fd2a315c93f303821d54"/>
+      <w:r>
+        <w:t xml:space="preserve">Skills — Proyecto Dashboard Forecast (Electroestrada)</w:t>
       </w:r>
       <w:bookmarkEnd w:id="20"/>
     </w:p>
@@ -29,333 +17,186 @@
         <w:pStyle w:val="FirstParagraph"/>
       </w:pPr>
       <w:r>
-        <w:t xml:space="preserve">Habilidades para automatizar el trabajo, en dos segmentos.</w:t>
+        <w:t xml:space="preserve">Este proyecto tiene</w:t>
+      </w:r>
+      <w:r>
+        <w:t xml:space="preserve"> </w:t>
+      </w:r>
+      <w:r>
+        <w:rPr>
+          <w:b/>
+        </w:rPr>
+        <w:t xml:space="preserve">2 skills</w:t>
+      </w:r>
+      <w:r>
+        <w:t xml:space="preserve"> </w:t>
+      </w:r>
+      <w:r>
+        <w:t xml:space="preserve">instaladas. Se usan juntas al actualizar o editar el dashboard.</w:t>
       </w:r>
     </w:p>
     <w:p>
       <w:pPr>
         <w:pStyle w:val="Heading2"/>
       </w:pPr>
-      <w:bookmarkStart w:id="21" w:name="a-skills-operativas-negocio"/>
-      <w:r>
-        <w:t xml:space="preserve">A) Skills operativas (negocio)</w:t>
+      <w:bookmarkStart w:id="21" w:name="forecast-dashboard-flujo"/>
+      <w:r>
+        <w:t xml:space="preserve">forecast-dashboard (flujo)</w:t>
       </w:r>
       <w:bookmarkEnd w:id="21"/>
     </w:p>
     <w:p>
       <w:pPr>
-        <w:numPr>
-          <w:ilvl w:val="0"/>
-          <w:numId w:val="1001"/>
-        </w:numPr>
-        <w:pStyle w:val="Compact"/>
+        <w:pStyle w:val="FirstParagraph"/>
+      </w:pPr>
+      <w:r>
+        <w:t xml:space="preserve">Actualizar y publicar el Dashboard Forecast. Se dispara con</w:t>
+      </w:r>
+      <w:r>
+        <w:t xml:space="preserve"> </w:t>
+      </w:r>
+      <w:r>
+        <w:t xml:space="preserve">“</w:t>
+      </w:r>
+      <w:r>
+        <w:t xml:space="preserve">actualizar forecast</w:t>
+      </w:r>
+      <w:r>
+        <w:t xml:space="preserve">”</w:t>
+      </w:r>
+      <w:r>
+        <w:t xml:space="preserve">,</w:t>
+      </w:r>
+      <w:r>
+        <w:t xml:space="preserve"> </w:t>
+      </w:r>
+      <w:r>
+        <w:t xml:space="preserve">“</w:t>
+      </w:r>
+      <w:r>
+        <w:t xml:space="preserve">regenerar dashboard forecast</w:t>
+      </w:r>
+      <w:r>
+        <w:t xml:space="preserve">”</w:t>
+      </w:r>
+      <w:r>
+        <w:t xml:space="preserve">,</w:t>
+      </w:r>
+      <w:r>
+        <w:t xml:space="preserve"> </w:t>
+      </w:r>
+      <w:r>
+        <w:t xml:space="preserve">“</w:t>
+      </w:r>
+      <w:r>
+        <w:t xml:space="preserve">publicar forecast</w:t>
+      </w:r>
+      <w:r>
+        <w:t xml:space="preserve">”</w:t>
+      </w:r>
+      <w:r>
+        <w:t xml:space="preserve"> </w:t>
+      </w:r>
+      <w:r>
+        <w:t xml:space="preserve">o al pedir cambios de UI/lógica. Cubre: contexto del proyecto, fuentes de datos (Forecast.xlsm, Costos.xlsm, archivos congelados, Venta_real), las 4 pestañas, el flujo obligatorio (editar plantilla → validar JS → correr Subir_a_GitHub.bat → validar visual) y las reglas de trabajo.</w:t>
+      </w:r>
+    </w:p>
+    <w:p>
+      <w:pPr>
+        <w:pStyle w:val="Heading2"/>
+      </w:pPr>
+      <w:bookmarkStart w:id="22" w:name="forecast-dashboard-tech-código"/>
+      <w:r>
+        <w:t xml:space="preserve">forecast-dashboard-tech (código)</w:t>
+      </w:r>
+      <w:bookmarkEnd w:id="22"/>
+    </w:p>
+    <w:p>
+      <w:pPr>
+        <w:pStyle w:val="FirstParagraph"/>
+      </w:pPr>
+      <w:r>
+        <w:t xml:space="preserve">Complementaria técnica. Estructura exacta de los Excel, las fórmulas (Exceso método B, CMM, Dto. Máx/Liq, Costo/Mix total, Obj. Liq.), el patrón de parches a la plantilla (string-replacement con assert) y la validación con node –check.</w:t>
+      </w:r>
+    </w:p>
+    <w:p>
+      <w:r>
+        <w:pict>
+          <v:rect style="width:0;height:1.5pt" o:hralign="center" o:hrstd="t" o:hr="t"/>
+        </w:pict>
+      </w:r>
+    </w:p>
+    <w:p>
+      <w:pPr>
+        <w:pStyle w:val="FirstParagraph"/>
       </w:pPr>
       <w:r>
         <w:rPr>
           <w:b/>
         </w:rPr>
-        <w:t xml:space="preserve">Actualizar y publicar Dashboard</w:t>
+        <w:t xml:space="preserve">Backups en esta carpeta:</w:t>
       </w:r>
       <w:r>
         <w:t xml:space="preserve"> </w:t>
       </w:r>
       <w:r>
-        <w:t xml:space="preserve">— Lee Forecast y Costos, regenera el dashboard y lo sube a GitHub Pages (lo que hace Subir_a_GitHub.bat).</w:t>
+        <w:rPr>
+          <w:rStyle w:val="VerbatimChar"/>
+        </w:rPr>
+        <w:t xml:space="preserve">forecast-dashboard.skill</w:t>
+      </w:r>
+      <w:r>
+        <w:t xml:space="preserve"> </w:t>
+      </w:r>
+      <w:r>
+        <w:t xml:space="preserve">y</w:t>
+      </w:r>
+      <w:r>
+        <w:t xml:space="preserve"> </w:t>
+      </w:r>
+      <w:r>
+        <w:rPr>
+          <w:rStyle w:val="VerbatimChar"/>
+        </w:rPr>
+        <w:t xml:space="preserve">forecast-dashboard-tech.skill</w:t>
+      </w:r>
+      <w:r>
+        <w:t xml:space="preserve"> </w:t>
+      </w:r>
+      <w:r>
+        <w:t xml:space="preserve">(para reinstalar con un clic) + los</w:t>
+      </w:r>
+      <w:r>
+        <w:t xml:space="preserve"> </w:t>
+      </w:r>
+      <w:r>
+        <w:rPr>
+          <w:rStyle w:val="VerbatimChar"/>
+        </w:rPr>
+        <w:t xml:space="preserve">SKILL.md</w:t>
+      </w:r>
+      <w:r>
+        <w:t xml:space="preserve"> </w:t>
+      </w:r>
+      <w:r>
+        <w:t xml:space="preserve">fuente.</w:t>
       </w:r>
     </w:p>
     <w:p>
       <w:pPr>
-        <w:numPr>
-          <w:ilvl w:val="0"/>
-          <w:numId w:val="1001"/>
-        </w:numPr>
-        <w:pStyle w:val="Compact"/>
+        <w:pStyle w:val="BodyText"/>
       </w:pPr>
       <w:r>
         <w:rPr>
-          <w:b/>
+          <w:i/>
         </w:rPr>
-        <w:t xml:space="preserve">Generar liquidación</w:t>
+        <w:t xml:space="preserve">Nota:</w:t>
       </w:r>
       <w:r>
         <w:t xml:space="preserve"> </w:t>
       </w:r>
       <w:r>
-        <w:t xml:space="preserve">— Dado un factor (× stock ideal) y filtros, arma el Excel de liquidación con formato Contabilidad para clientes (Dto máx/liq, PV mín, Precio ponderado, Costo/Ponderado total, contribución 5–30%).</w:t>
-      </w:r>
-    </w:p>
-    <w:p>
-      <w:pPr>
-        <w:numPr>
-          <w:ilvl w:val="0"/>
-          <w:numId w:val="1001"/>
-        </w:numPr>
-        <w:pStyle w:val="Compact"/>
-      </w:pPr>
-      <w:r>
-        <w:rPr>
-          <w:b/>
-        </w:rPr>
-        <w:t xml:space="preserve">Exportar Proyección VP</w:t>
-      </w:r>
-      <w:r>
-        <w:t xml:space="preserve"> </w:t>
-      </w:r>
-      <w:r>
-        <w:t xml:space="preserve">— Excel de la proyección (VA c/stk, V.P., CMV, CMV/Vta, Venta $-USD, CMV/TVP) por GA/categoría/código, con TC editable, en formato Contabilidad.</w:t>
-      </w:r>
-    </w:p>
-    <w:p>
-      <w:pPr>
-        <w:numPr>
-          <w:ilvl w:val="0"/>
-          <w:numId w:val="1001"/>
-        </w:numPr>
-        <w:pStyle w:val="Compact"/>
-      </w:pPr>
-      <w:r>
-        <w:rPr>
-          <w:b/>
-        </w:rPr>
-        <w:t xml:space="preserve">Histórico de precisión</w:t>
-      </w:r>
-      <w:r>
-        <w:t xml:space="preserve"> </w:t>
-      </w:r>
-      <w:r>
-        <w:t xml:space="preserve">— Compara la VP proyectada de cada mes vs la venta real y calcula la precisión del forecast (usa el cache de los</w:t>
-      </w:r>
-      <w:r>
-        <w:t xml:space="preserve"> </w:t>
-      </w:r>
-      <w:r>
-        <w:t xml:space="preserve">“</w:t>
-      </w:r>
-      <w:r>
-        <w:t xml:space="preserve">Forecast MM-AA</w:t>
-      </w:r>
-      <w:r>
-        <w:t xml:space="preserve">”</w:t>
-      </w:r>
-      <w:r>
-        <w:t xml:space="preserve">).</w:t>
-      </w:r>
-    </w:p>
-    <w:p>
-      <w:pPr>
-        <w:numPr>
-          <w:ilvl w:val="0"/>
-          <w:numId w:val="1001"/>
-        </w:numPr>
-        <w:pStyle w:val="Compact"/>
-      </w:pPr>
-      <w:r>
-        <w:rPr>
-          <w:b/>
-        </w:rPr>
-        <w:t xml:space="preserve">Resumen de pedidos IMPO del mes</w:t>
-      </w:r>
-      <w:r>
-        <w:t xml:space="preserve"> </w:t>
-      </w:r>
-      <w:r>
-        <w:t xml:space="preserve">— Lista los pedidos de importación de un mes por GA (estado, ETA, disponible, cantidad, USD), listo para enviar al equipo.</w:t>
-      </w:r>
-    </w:p>
-    <w:p>
-      <w:pPr>
-        <w:numPr>
-          <w:ilvl w:val="0"/>
-          <w:numId w:val="1001"/>
-        </w:numPr>
-        <w:pStyle w:val="Compact"/>
-      </w:pPr>
-      <w:r>
-        <w:rPr>
-          <w:b/>
-        </w:rPr>
-        <w:t xml:space="preserve">Alerta de quiebre / sobrestock</w:t>
-      </w:r>
-      <w:r>
-        <w:t xml:space="preserve"> </w:t>
-      </w:r>
-      <w:r>
-        <w:t xml:space="preserve">— Detecta códigos bajo el mínimo de cobertura (rojo) o candidatos a liquidar y arma un aviso.</w:t>
-      </w:r>
-    </w:p>
-    <w:p>
-      <w:pPr>
-        <w:pStyle w:val="Heading2"/>
-      </w:pPr>
-      <w:bookmarkStart w:id="22" w:name="b-skills-técnicas-programación"/>
-      <w:r>
-        <w:t xml:space="preserve">B) Skills técnicas (programación)</w:t>
-      </w:r>
-      <w:bookmarkEnd w:id="22"/>
-    </w:p>
-    <w:p>
-      <w:pPr>
-        <w:numPr>
-          <w:ilvl w:val="0"/>
-          <w:numId w:val="1002"/>
-        </w:numPr>
-        <w:pStyle w:val="Compact"/>
-      </w:pPr>
-      <w:r>
-        <w:rPr>
-          <w:b/>
-        </w:rPr>
-        <w:t xml:space="preserve">Parser del Forecast</w:t>
-      </w:r>
-      <w:r>
-        <w:t xml:space="preserve"> </w:t>
-      </w:r>
-      <w:r>
-        <w:t xml:space="preserve">— Lee la hoja Forecast (bloques stride 14, VP=CJ+1, IMPO por GA, estacionalidad, tendencia, precio ponderado AS, venta real AB–AM) y devuelve datos estructurados, sin pre-redondear.</w:t>
-      </w:r>
-    </w:p>
-    <w:p>
-      <w:pPr>
-        <w:numPr>
-          <w:ilvl w:val="0"/>
-          <w:numId w:val="1002"/>
-        </w:numPr>
-        <w:pStyle w:val="Compact"/>
-      </w:pPr>
-      <w:r>
-        <w:rPr>
-          <w:b/>
-        </w:rPr>
-        <w:t xml:space="preserve">Parser de Costos</w:t>
-      </w:r>
-      <w:r>
-        <w:t xml:space="preserve"> </w:t>
-      </w:r>
-      <w:r>
-        <w:t xml:space="preserve">— Extrae Costo/Lista/CMM/Moneda por código de la hoja General.</w:t>
-      </w:r>
-    </w:p>
-    <w:p>
-      <w:pPr>
-        <w:numPr>
-          <w:ilvl w:val="0"/>
-          <w:numId w:val="1002"/>
-        </w:numPr>
-        <w:pStyle w:val="Compact"/>
-      </w:pPr>
-      <w:r>
-        <w:rPr>
-          <w:b/>
-        </w:rPr>
-        <w:t xml:space="preserve">Cache de histórico</w:t>
-      </w:r>
-      <w:r>
-        <w:t xml:space="preserve"> </w:t>
-      </w:r>
-      <w:r>
-        <w:t xml:space="preserve">— Lee cada</w:t>
-      </w:r>
-      <w:r>
-        <w:t xml:space="preserve"> </w:t>
-      </w:r>
-      <w:r>
-        <w:t xml:space="preserve">“</w:t>
-      </w:r>
-      <w:r>
-        <w:t xml:space="preserve">Forecast MM-AA</w:t>
-      </w:r>
-      <w:r>
-        <w:t xml:space="preserve">”</w:t>
-      </w:r>
-      <w:r>
-        <w:t xml:space="preserve"> </w:t>
-      </w:r>
-      <w:r>
-        <w:t xml:space="preserve">una sola vez, extrae la VP del mes (CJ+1) y la guarda en historico_vp.json; en corridas siguientes no reabre los pesados.</w:t>
-      </w:r>
-    </w:p>
-    <w:p>
-      <w:pPr>
-        <w:numPr>
-          <w:ilvl w:val="0"/>
-          <w:numId w:val="1002"/>
-        </w:numPr>
-        <w:pStyle w:val="Compact"/>
-      </w:pPr>
-      <w:r>
-        <w:rPr>
-          <w:b/>
-        </w:rPr>
-        <w:t xml:space="preserve">Generador de dashboard HTML</w:t>
-      </w:r>
-      <w:r>
-        <w:t xml:space="preserve"> </w:t>
-      </w:r>
-      <w:r>
-        <w:t xml:space="preserve">— Inyecta los datos en la plantilla y produce el HTML autocontenido (4 pestañas).</w:t>
-      </w:r>
-    </w:p>
-    <w:p>
-      <w:pPr>
-        <w:numPr>
-          <w:ilvl w:val="0"/>
-          <w:numId w:val="1002"/>
-        </w:numPr>
-        <w:pStyle w:val="Compact"/>
-      </w:pPr>
-      <w:r>
-        <w:rPr>
-          <w:b/>
-        </w:rPr>
-        <w:t xml:space="preserve">Generador de Excel con formato</w:t>
-      </w:r>
-      <w:r>
-        <w:t xml:space="preserve"> </w:t>
-      </w:r>
-      <w:r>
-        <w:t xml:space="preserve">— Exporta liquidación y proyección con formato Contabilidad USD/$, colores y medidas de marca (openpyxl / xlsx-js-style).</w:t>
-      </w:r>
-    </w:p>
-    <w:p>
-      <w:pPr>
-        <w:numPr>
-          <w:ilvl w:val="0"/>
-          <w:numId w:val="1002"/>
-        </w:numPr>
-        <w:pStyle w:val="Compact"/>
-      </w:pPr>
-      <w:r>
-        <w:rPr>
-          <w:b/>
-        </w:rPr>
-        <w:t xml:space="preserve">Publicador a GitHub Pages</w:t>
-      </w:r>
-      <w:r>
-        <w:t xml:space="preserve"> </w:t>
-      </w:r>
-      <w:r>
-        <w:t xml:space="preserve">— Regenera y hace commit/push automático (detecta Python, primera vez arma el repo).</w:t>
-      </w:r>
-    </w:p>
-    <w:p>
-      <w:pPr>
-        <w:numPr>
-          <w:ilvl w:val="0"/>
-          <w:numId w:val="1002"/>
-        </w:numPr>
-        <w:pStyle w:val="Compact"/>
-      </w:pPr>
-      <w:r>
-        <w:rPr>
-          <w:b/>
-        </w:rPr>
-        <w:t xml:space="preserve">Motor de cálculo de liquidación</w:t>
-      </w:r>
-      <w:r>
-        <w:t xml:space="preserve"> </w:t>
-      </w:r>
-      <w:r>
-        <w:t xml:space="preserve">— Exceso por método B (Stock − suma de VP del horizonte), contribución marginal por descuento, Dto máximo por umbral, PV mínimo.</w:t>
+        <w:t xml:space="preserve">el índice general de todas las skills (Taller BV, Forecast, Aplicaciones de equipos) no vive acá; las skills se administran en Configuración → Capacidades.</w:t>
       </w:r>
     </w:p>
     <w:sectPr/>
@@ -491,117 +332,8 @@
       </w:pPr>
     </w:lvl>
   </w:abstractNum>
-  <w:abstractNum w:abstractNumId="991">
-    <w:nsid w:val="ea454b4c"/>
-    <w:multiLevelType w:val="multilevel"/>
-    <w:lvl w:ilvl="0">
-      <w:numFmt w:val="bullet"/>
-      <w:lvlText w:val="•"/>
-      <w:lvlJc w:val="left"/>
-      <w:pPr>
-        <w:tabs>
-          <w:tab w:val="num" w:pos="0"/>
-        </w:tabs>
-        <w:ind w:left="480" w:hanging="480"/>
-      </w:pPr>
-    </w:lvl>
-    <w:lvl w:ilvl="1">
-      <w:numFmt w:val="bullet"/>
-      <w:lvlText w:val="–"/>
-      <w:lvlJc w:val="left"/>
-      <w:pPr>
-        <w:tabs>
-          <w:tab w:val="num" w:pos="720"/>
-        </w:tabs>
-        <w:ind w:left="1200" w:hanging="480"/>
-      </w:pPr>
-    </w:lvl>
-    <w:lvl w:ilvl="2">
-      <w:numFmt w:val="bullet"/>
-      <w:lvlText w:val="•"/>
-      <w:lvlJc w:val="left"/>
-      <w:pPr>
-        <w:tabs>
-          <w:tab w:val="num" w:pos="1440"/>
-        </w:tabs>
-        <w:ind w:left="1920" w:hanging="480"/>
-      </w:pPr>
-    </w:lvl>
-    <w:lvl w:ilvl="3">
-      <w:numFmt w:val="bullet"/>
-      <w:lvlText w:val="–"/>
-      <w:lvlJc w:val="left"/>
-      <w:pPr>
-        <w:tabs>
-          <w:tab w:val="num" w:pos="2160"/>
-        </w:tabs>
-        <w:ind w:left="2640" w:hanging="480"/>
-      </w:pPr>
-    </w:lvl>
-    <w:lvl w:ilvl="4">
-      <w:numFmt w:val="bullet"/>
-      <w:lvlText w:val="•"/>
-      <w:lvlJc w:val="left"/>
-      <w:pPr>
-        <w:tabs>
-          <w:tab w:val="num" w:pos="2880"/>
-        </w:tabs>
-        <w:ind w:left="3360" w:hanging="480"/>
-      </w:pPr>
-    </w:lvl>
-    <w:lvl w:ilvl="5">
-      <w:numFmt w:val="bullet"/>
-      <w:lvlText w:val="–"/>
-      <w:lvlJc w:val="left"/>
-      <w:pPr>
-        <w:tabs>
-          <w:tab w:val="num" w:pos="3600"/>
-        </w:tabs>
-        <w:ind w:left="4080" w:hanging="480"/>
-      </w:pPr>
-    </w:lvl>
-    <w:lvl w:ilvl="6">
-      <w:numFmt w:val="bullet"/>
-      <w:lvlText w:val="•"/>
-      <w:lvlJc w:val="left"/>
-      <w:pPr>
-        <w:tabs>
-          <w:tab w:val="num" w:pos="4320"/>
-        </w:tabs>
-        <w:ind w:left="4800" w:hanging="480"/>
-      </w:pPr>
-    </w:lvl>
-    <w:lvl w:ilvl="7">
-      <w:numFmt w:val="bullet"/>
-      <w:lvlText w:val="–"/>
-      <w:lvlJc w:val="left"/>
-      <w:pPr>
-        <w:tabs>
-          <w:tab w:val="num" w:pos="5040"/>
-        </w:tabs>
-        <w:ind w:left="5520" w:hanging="480"/>
-      </w:pPr>
-    </w:lvl>
-    <w:lvl w:ilvl="8">
-      <w:numFmt w:val="bullet"/>
-      <w:lvlText w:val="•"/>
-      <w:lvlJc w:val="left"/>
-      <w:pPr>
-        <w:tabs>
-          <w:tab w:val="num" w:pos="5760"/>
-        </w:tabs>
-        <w:ind w:left="6240" w:hanging="480"/>
-      </w:pPr>
-    </w:lvl>
-  </w:abstractNum>
   <w:num w:numId="1000">
     <w:abstractNumId w:val="990"/>
-  </w:num>
-  <w:num w:numId="1001">
-    <w:abstractNumId w:val="991"/>
-  </w:num>
-  <w:num w:numId="1002">
-    <w:abstractNumId w:val="991"/>
   </w:num>
 </w:numbering>
 </file>
